--- a/TPV - Mirella/1ºBimestre/Apostila.docx
+++ b/TPV - Mirella/1ºBimestre/Apostila.docx
@@ -84,6 +84,7 @@
           <w:szCs w:val="28"/>
         </w:rPr>
       </w:pPr>
+      <w:proofErr w:type="spellStart"/>
       <w:r>
         <w:rPr>
           <w:rFonts w:ascii="Arial" w:hAnsi="Arial" w:cs="Arial"/>
@@ -93,8 +94,9 @@
           <w:sz w:val="28"/>
           <w:szCs w:val="28"/>
         </w:rPr>
-        <w:t>CSharp – C#</w:t>
-      </w:r>
+        <w:t>CSharp</w:t>
+      </w:r>
+      <w:proofErr w:type="spellEnd"/>
       <w:r>
         <w:rPr>
           <w:rFonts w:ascii="Arial" w:hAnsi="Arial" w:cs="Arial"/>
@@ -104,6 +106,17 @@
           <w:sz w:val="28"/>
           <w:szCs w:val="28"/>
         </w:rPr>
+        <w:t xml:space="preserve"> – C#</w:t>
+      </w:r>
+      <w:r>
+        <w:rPr>
+          <w:rFonts w:ascii="Arial" w:hAnsi="Arial" w:cs="Arial"/>
+          <w:b/>
+          <w:bCs/>
+          <w:color w:val="000000" w:themeColor="text1"/>
+          <w:sz w:val="28"/>
+          <w:szCs w:val="28"/>
+        </w:rPr>
         <w:t xml:space="preserve"> </w:t>
       </w:r>
     </w:p>
@@ -116,14 +129,25 @@
           <w:szCs w:val="28"/>
         </w:rPr>
       </w:pPr>
-      <w:r>
-        <w:rPr>
-          <w:rFonts w:ascii="Arial" w:hAnsi="Arial" w:cs="Arial"/>
-          <w:color w:val="000000" w:themeColor="text1"/>
-          <w:sz w:val="28"/>
-          <w:szCs w:val="28"/>
-        </w:rPr>
-        <w:t>Csharp é uma linguagem de programação orientada a objetos, desenvolvida pela Microsoft com parte da plataforma.net. A sua sintaxe orientada a objetos foi baseada no C++, mas inclui muitas influencias de outras linguagens de programação</w:t>
+      <w:proofErr w:type="spellStart"/>
+      <w:r>
+        <w:rPr>
+          <w:rFonts w:ascii="Arial" w:hAnsi="Arial" w:cs="Arial"/>
+          <w:color w:val="000000" w:themeColor="text1"/>
+          <w:sz w:val="28"/>
+          <w:szCs w:val="28"/>
+        </w:rPr>
+        <w:t>Csharp</w:t>
+      </w:r>
+      <w:proofErr w:type="spellEnd"/>
+      <w:r>
+        <w:rPr>
+          <w:rFonts w:ascii="Arial" w:hAnsi="Arial" w:cs="Arial"/>
+          <w:color w:val="000000" w:themeColor="text1"/>
+          <w:sz w:val="28"/>
+          <w:szCs w:val="28"/>
+        </w:rPr>
+        <w:t xml:space="preserve"> é uma linguagem de programação orientada a objetos, desenvolvida pela Microsoft com parte da plataforma.net. A sua sintaxe orientada a objetos foi baseada no C++, mas inclui muitas influencias de outras linguagens de programação</w:t>
       </w:r>
     </w:p>
     <w:p>
@@ -306,6 +330,7 @@
                 <w:szCs w:val="28"/>
               </w:rPr>
             </w:pPr>
+            <w:proofErr w:type="spellStart"/>
             <w:r>
               <w:rPr>
                 <w:rFonts w:ascii="Arial" w:hAnsi="Arial" w:cs="Arial"/>
@@ -315,6 +340,7 @@
               </w:rPr>
               <w:t>Form</w:t>
             </w:r>
+            <w:proofErr w:type="spellEnd"/>
           </w:p>
         </w:tc>
         <w:tc>
@@ -358,6 +384,7 @@
                 <w:szCs w:val="28"/>
               </w:rPr>
             </w:pPr>
+            <w:proofErr w:type="spellStart"/>
             <w:r>
               <w:rPr>
                 <w:rFonts w:ascii="Arial" w:hAnsi="Arial" w:cs="Arial"/>
@@ -367,6 +394,7 @@
               </w:rPr>
               <w:t>Label</w:t>
             </w:r>
+            <w:proofErr w:type="spellEnd"/>
           </w:p>
         </w:tc>
         <w:tc>
@@ -410,6 +438,7 @@
                 <w:szCs w:val="28"/>
               </w:rPr>
             </w:pPr>
+            <w:proofErr w:type="spellStart"/>
             <w:r>
               <w:rPr>
                 <w:rFonts w:ascii="Arial" w:hAnsi="Arial" w:cs="Arial"/>
@@ -419,6 +448,7 @@
               </w:rPr>
               <w:t>TextBox</w:t>
             </w:r>
+            <w:proofErr w:type="spellEnd"/>
           </w:p>
         </w:tc>
         <w:tc>
@@ -514,6 +544,7 @@
                 <w:szCs w:val="28"/>
               </w:rPr>
             </w:pPr>
+            <w:proofErr w:type="spellStart"/>
             <w:r>
               <w:rPr>
                 <w:rFonts w:ascii="Arial" w:hAnsi="Arial" w:cs="Arial"/>
@@ -523,6 +554,7 @@
               </w:rPr>
               <w:t>Checkbox</w:t>
             </w:r>
+            <w:proofErr w:type="spellEnd"/>
           </w:p>
         </w:tc>
         <w:tc>
@@ -566,6 +598,7 @@
                 <w:szCs w:val="28"/>
               </w:rPr>
             </w:pPr>
+            <w:proofErr w:type="spellStart"/>
             <w:r>
               <w:rPr>
                 <w:rFonts w:ascii="Arial" w:hAnsi="Arial" w:cs="Arial"/>
@@ -575,6 +608,7 @@
               </w:rPr>
               <w:t>RadioButton</w:t>
             </w:r>
+            <w:proofErr w:type="spellEnd"/>
           </w:p>
         </w:tc>
         <w:tc>
@@ -683,10 +717,7 @@
                         <w:txbxContent>
                           <w:p>
                             <w:r>
-                              <w:t>Eventos</w:t>
-                            </w:r>
-                            <w:r>
-                              <w:t xml:space="preserve"> </w:t>
+                              <w:t xml:space="preserve">Eventos </w:t>
                             </w:r>
                           </w:p>
                           <w:p>
@@ -722,10 +753,7 @@
                   <w:txbxContent>
                     <w:p>
                       <w:r>
-                        <w:t>Eventos</w:t>
-                      </w:r>
-                      <w:r>
-                        <w:t xml:space="preserve"> </w:t>
+                        <w:t xml:space="preserve">Eventos </w:t>
                       </w:r>
                     </w:p>
                     <w:p>
@@ -1443,8 +1471,21 @@
           <w:sz w:val="28"/>
           <w:szCs w:val="28"/>
         </w:rPr>
-        <w:t>Em Csharp</w:t>
-      </w:r>
+        <w:t xml:space="preserve">Em </w:t>
+      </w:r>
+      <w:proofErr w:type="spellStart"/>
+      <w:r>
+        <w:rPr>
+          <w:rFonts w:ascii="Arial" w:hAnsi="Arial" w:cs="Arial"/>
+          <w:b/>
+          <w:bCs/>
+          <w:color w:val="000000" w:themeColor="text1"/>
+          <w:sz w:val="28"/>
+          <w:szCs w:val="28"/>
+        </w:rPr>
+        <w:t>Csharp</w:t>
+      </w:r>
+      <w:proofErr w:type="spellEnd"/>
     </w:p>
     <w:p>
       <w:pPr>
@@ -1572,7 +1613,27 @@
           <w:sz w:val="28"/>
           <w:szCs w:val="28"/>
         </w:rPr>
-        <w:t>Não conter espaço em branco e caracteres especial, apenas o underline;</w:t>
+        <w:t xml:space="preserve">Não conter espaço em branco e caracteres especial, apenas o </w:t>
+      </w:r>
+      <w:proofErr w:type="spellStart"/>
+      <w:r>
+        <w:rPr>
+          <w:rFonts w:ascii="Arial" w:hAnsi="Arial" w:cs="Arial"/>
+          <w:color w:val="000000" w:themeColor="text1"/>
+          <w:sz w:val="28"/>
+          <w:szCs w:val="28"/>
+        </w:rPr>
+        <w:t>underline</w:t>
+      </w:r>
+      <w:proofErr w:type="spellEnd"/>
+      <w:r>
+        <w:rPr>
+          <w:rFonts w:ascii="Arial" w:hAnsi="Arial" w:cs="Arial"/>
+          <w:color w:val="000000" w:themeColor="text1"/>
+          <w:sz w:val="28"/>
+          <w:szCs w:val="28"/>
+        </w:rPr>
+        <w:t>;</w:t>
       </w:r>
     </w:p>
     <w:p>
@@ -1688,7 +1749,31 @@
           <w:szCs w:val="28"/>
         </w:rPr>
         <w:lastRenderedPageBreak/>
-        <w:t>Exemplos de names de alguns objetos</w:t>
+        <w:t xml:space="preserve">Exemplos de </w:t>
+      </w:r>
+      <w:proofErr w:type="spellStart"/>
+      <w:r>
+        <w:rPr>
+          <w:rFonts w:ascii="Arial" w:hAnsi="Arial" w:cs="Arial"/>
+          <w:b/>
+          <w:bCs/>
+          <w:color w:val="000000" w:themeColor="text1"/>
+          <w:sz w:val="28"/>
+          <w:szCs w:val="28"/>
+        </w:rPr>
+        <w:t>names</w:t>
+      </w:r>
+      <w:proofErr w:type="spellEnd"/>
+      <w:r>
+        <w:rPr>
+          <w:rFonts w:ascii="Arial" w:hAnsi="Arial" w:cs="Arial"/>
+          <w:b/>
+          <w:bCs/>
+          <w:color w:val="000000" w:themeColor="text1"/>
+          <w:sz w:val="28"/>
+          <w:szCs w:val="28"/>
+        </w:rPr>
+        <w:t xml:space="preserve"> de alguns objetos</w:t>
       </w:r>
     </w:p>
     <w:tbl>
@@ -1728,16 +1813,7 @@
                 <w:sz w:val="28"/>
                 <w:szCs w:val="28"/>
               </w:rPr>
-              <w:t>Objeto</w:t>
-            </w:r>
-            <w:r>
-              <w:rPr>
-                <w:rFonts w:ascii="Arial" w:hAnsi="Arial" w:cs="Arial"/>
-                <w:color w:val="000000" w:themeColor="text1"/>
-                <w:sz w:val="28"/>
-                <w:szCs w:val="28"/>
-              </w:rPr>
-              <w:t>:</w:t>
+              <w:t>Objeto:</w:t>
             </w:r>
           </w:p>
         </w:tc>
@@ -1810,6 +1886,7 @@
                 <w:szCs w:val="28"/>
               </w:rPr>
             </w:pPr>
+            <w:proofErr w:type="spellStart"/>
             <w:r>
               <w:rPr>
                 <w:rFonts w:ascii="Arial" w:hAnsi="Arial" w:cs="Arial"/>
@@ -1819,6 +1896,7 @@
               </w:rPr>
               <w:t>Form</w:t>
             </w:r>
+            <w:proofErr w:type="spellEnd"/>
           </w:p>
         </w:tc>
         <w:tc>
@@ -1835,6 +1913,7 @@
                 <w:szCs w:val="28"/>
               </w:rPr>
             </w:pPr>
+            <w:proofErr w:type="spellStart"/>
             <w:r>
               <w:rPr>
                 <w:rFonts w:ascii="Arial" w:hAnsi="Arial" w:cs="Arial"/>
@@ -1844,6 +1923,7 @@
               </w:rPr>
               <w:t>Frm</w:t>
             </w:r>
+            <w:proofErr w:type="spellEnd"/>
           </w:p>
         </w:tc>
         <w:tc>
@@ -1860,6 +1940,7 @@
                 <w:szCs w:val="28"/>
               </w:rPr>
             </w:pPr>
+            <w:proofErr w:type="spellStart"/>
             <w:r>
               <w:rPr>
                 <w:rFonts w:ascii="Arial" w:hAnsi="Arial" w:cs="Arial"/>
@@ -1869,6 +1950,7 @@
               </w:rPr>
               <w:t>frmCadastro</w:t>
             </w:r>
+            <w:proofErr w:type="spellEnd"/>
           </w:p>
         </w:tc>
       </w:tr>
@@ -1890,6 +1972,7 @@
                 <w:szCs w:val="28"/>
               </w:rPr>
             </w:pPr>
+            <w:proofErr w:type="spellStart"/>
             <w:r>
               <w:rPr>
                 <w:rFonts w:ascii="Arial" w:hAnsi="Arial" w:cs="Arial"/>
@@ -1899,6 +1982,7 @@
               </w:rPr>
               <w:t>Label</w:t>
             </w:r>
+            <w:proofErr w:type="spellEnd"/>
           </w:p>
         </w:tc>
         <w:tc>
@@ -1915,6 +1999,7 @@
                 <w:szCs w:val="28"/>
               </w:rPr>
             </w:pPr>
+            <w:proofErr w:type="spellStart"/>
             <w:r>
               <w:rPr>
                 <w:rFonts w:ascii="Arial" w:hAnsi="Arial" w:cs="Arial"/>
@@ -1924,6 +2009,7 @@
               </w:rPr>
               <w:t>lbl</w:t>
             </w:r>
+            <w:proofErr w:type="spellEnd"/>
           </w:p>
         </w:tc>
         <w:tc>
@@ -1940,6 +2026,7 @@
                 <w:szCs w:val="28"/>
               </w:rPr>
             </w:pPr>
+            <w:proofErr w:type="spellStart"/>
             <w:r>
               <w:rPr>
                 <w:rFonts w:ascii="Arial" w:hAnsi="Arial" w:cs="Arial"/>
@@ -1949,6 +2036,7 @@
               </w:rPr>
               <w:t>lblLegenda</w:t>
             </w:r>
+            <w:proofErr w:type="spellEnd"/>
           </w:p>
         </w:tc>
       </w:tr>
@@ -1970,6 +2058,7 @@
                 <w:szCs w:val="28"/>
               </w:rPr>
             </w:pPr>
+            <w:proofErr w:type="spellStart"/>
             <w:r>
               <w:rPr>
                 <w:rFonts w:ascii="Arial" w:hAnsi="Arial" w:cs="Arial"/>
@@ -1979,6 +2068,7 @@
               </w:rPr>
               <w:t>TextBox</w:t>
             </w:r>
+            <w:proofErr w:type="spellEnd"/>
           </w:p>
         </w:tc>
         <w:tc>
@@ -1995,6 +2085,7 @@
                 <w:szCs w:val="28"/>
               </w:rPr>
             </w:pPr>
+            <w:proofErr w:type="spellStart"/>
             <w:r>
               <w:rPr>
                 <w:rFonts w:ascii="Arial" w:hAnsi="Arial" w:cs="Arial"/>
@@ -2004,6 +2095,7 @@
               </w:rPr>
               <w:t>txt</w:t>
             </w:r>
+            <w:proofErr w:type="spellEnd"/>
           </w:p>
         </w:tc>
         <w:tc>
@@ -2020,6 +2112,7 @@
                 <w:szCs w:val="28"/>
               </w:rPr>
             </w:pPr>
+            <w:proofErr w:type="spellStart"/>
             <w:r>
               <w:rPr>
                 <w:rFonts w:ascii="Arial" w:hAnsi="Arial" w:cs="Arial"/>
@@ -2029,6 +2122,7 @@
               </w:rPr>
               <w:t>txtSalario</w:t>
             </w:r>
+            <w:proofErr w:type="spellEnd"/>
           </w:p>
         </w:tc>
       </w:tr>
@@ -2075,6 +2169,7 @@
                 <w:szCs w:val="28"/>
               </w:rPr>
             </w:pPr>
+            <w:proofErr w:type="spellStart"/>
             <w:r>
               <w:rPr>
                 <w:rFonts w:ascii="Arial" w:hAnsi="Arial" w:cs="Arial"/>
@@ -2084,6 +2179,7 @@
               </w:rPr>
               <w:t>btn</w:t>
             </w:r>
+            <w:proofErr w:type="spellEnd"/>
           </w:p>
         </w:tc>
         <w:tc>
@@ -2100,6 +2196,7 @@
                 <w:szCs w:val="28"/>
               </w:rPr>
             </w:pPr>
+            <w:proofErr w:type="spellStart"/>
             <w:r>
               <w:rPr>
                 <w:rFonts w:ascii="Arial" w:hAnsi="Arial" w:cs="Arial"/>
@@ -2109,6 +2206,7 @@
               </w:rPr>
               <w:t>btnFechar</w:t>
             </w:r>
+            <w:proofErr w:type="spellEnd"/>
           </w:p>
         </w:tc>
       </w:tr>
@@ -2130,6 +2228,7 @@
                 <w:szCs w:val="28"/>
               </w:rPr>
             </w:pPr>
+            <w:proofErr w:type="spellStart"/>
             <w:r>
               <w:rPr>
                 <w:rFonts w:ascii="Arial" w:hAnsi="Arial" w:cs="Arial"/>
@@ -2139,6 +2238,7 @@
               </w:rPr>
               <w:t>Checkbox</w:t>
             </w:r>
+            <w:proofErr w:type="spellEnd"/>
           </w:p>
         </w:tc>
         <w:tc>
@@ -2155,6 +2255,7 @@
                 <w:szCs w:val="28"/>
               </w:rPr>
             </w:pPr>
+            <w:proofErr w:type="spellStart"/>
             <w:r>
               <w:rPr>
                 <w:rFonts w:ascii="Arial" w:hAnsi="Arial" w:cs="Arial"/>
@@ -2164,6 +2265,7 @@
               </w:rPr>
               <w:t>chk</w:t>
             </w:r>
+            <w:proofErr w:type="spellEnd"/>
           </w:p>
         </w:tc>
         <w:tc>
@@ -2180,6 +2282,7 @@
                 <w:szCs w:val="28"/>
               </w:rPr>
             </w:pPr>
+            <w:proofErr w:type="spellStart"/>
             <w:r>
               <w:rPr>
                 <w:rFonts w:ascii="Arial" w:hAnsi="Arial" w:cs="Arial"/>
@@ -2189,6 +2292,7 @@
               </w:rPr>
               <w:t>chkCor</w:t>
             </w:r>
+            <w:proofErr w:type="spellEnd"/>
           </w:p>
         </w:tc>
       </w:tr>
@@ -2210,6 +2314,7 @@
                 <w:szCs w:val="28"/>
               </w:rPr>
             </w:pPr>
+            <w:proofErr w:type="spellStart"/>
             <w:r>
               <w:rPr>
                 <w:rFonts w:ascii="Arial" w:hAnsi="Arial" w:cs="Arial"/>
@@ -2219,6 +2324,7 @@
               </w:rPr>
               <w:t>RadioButton</w:t>
             </w:r>
+            <w:proofErr w:type="spellEnd"/>
           </w:p>
         </w:tc>
         <w:tc>
@@ -2235,6 +2341,7 @@
                 <w:szCs w:val="28"/>
               </w:rPr>
             </w:pPr>
+            <w:proofErr w:type="spellStart"/>
             <w:r>
               <w:rPr>
                 <w:rFonts w:ascii="Arial" w:hAnsi="Arial" w:cs="Arial"/>
@@ -2244,6 +2351,7 @@
               </w:rPr>
               <w:t>rbt</w:t>
             </w:r>
+            <w:proofErr w:type="spellEnd"/>
           </w:p>
         </w:tc>
         <w:tc>
@@ -2260,6 +2368,7 @@
                 <w:szCs w:val="28"/>
               </w:rPr>
             </w:pPr>
+            <w:proofErr w:type="spellStart"/>
             <w:r>
               <w:rPr>
                 <w:rFonts w:ascii="Arial" w:hAnsi="Arial" w:cs="Arial"/>
@@ -2269,6 +2378,7 @@
               </w:rPr>
               <w:t>rbtFeminino</w:t>
             </w:r>
+            <w:proofErr w:type="spellEnd"/>
           </w:p>
         </w:tc>
       </w:tr>
@@ -2377,7 +2487,27 @@
           <w:sz w:val="28"/>
           <w:szCs w:val="28"/>
         </w:rPr>
-        <w:t>Exemplos de algumas propriedades do objeto form:</w:t>
+        <w:t xml:space="preserve">Exemplos de algumas propriedades do objeto </w:t>
+      </w:r>
+      <w:proofErr w:type="spellStart"/>
+      <w:r>
+        <w:rPr>
+          <w:rFonts w:ascii="Arial" w:hAnsi="Arial" w:cs="Arial"/>
+          <w:color w:val="000000" w:themeColor="text1"/>
+          <w:sz w:val="28"/>
+          <w:szCs w:val="28"/>
+        </w:rPr>
+        <w:t>form</w:t>
+      </w:r>
+      <w:proofErr w:type="spellEnd"/>
+      <w:r>
+        <w:rPr>
+          <w:rFonts w:ascii="Arial" w:hAnsi="Arial" w:cs="Arial"/>
+          <w:color w:val="000000" w:themeColor="text1"/>
+          <w:sz w:val="28"/>
+          <w:szCs w:val="28"/>
+        </w:rPr>
+        <w:t>:</w:t>
       </w:r>
     </w:p>
     <w:p>
@@ -2401,8 +2531,39 @@
           <w:sz w:val="28"/>
           <w:szCs w:val="28"/>
         </w:rPr>
-        <w:t>(Name): Nome do Form</w:t>
-      </w:r>
+        <w:t>(</w:t>
+      </w:r>
+      <w:proofErr w:type="spellStart"/>
+      <w:r>
+        <w:rPr>
+          <w:rFonts w:ascii="Arial" w:hAnsi="Arial" w:cs="Arial"/>
+          <w:color w:val="000000" w:themeColor="text1"/>
+          <w:sz w:val="28"/>
+          <w:szCs w:val="28"/>
+        </w:rPr>
+        <w:t>Name</w:t>
+      </w:r>
+      <w:proofErr w:type="spellEnd"/>
+      <w:r>
+        <w:rPr>
+          <w:rFonts w:ascii="Arial" w:hAnsi="Arial" w:cs="Arial"/>
+          <w:color w:val="000000" w:themeColor="text1"/>
+          <w:sz w:val="28"/>
+          <w:szCs w:val="28"/>
+        </w:rPr>
+        <w:t xml:space="preserve">): Nome do </w:t>
+      </w:r>
+      <w:proofErr w:type="spellStart"/>
+      <w:r>
+        <w:rPr>
+          <w:rFonts w:ascii="Arial" w:hAnsi="Arial" w:cs="Arial"/>
+          <w:color w:val="000000" w:themeColor="text1"/>
+          <w:sz w:val="28"/>
+          <w:szCs w:val="28"/>
+        </w:rPr>
+        <w:t>Form</w:t>
+      </w:r>
+      <w:proofErr w:type="spellEnd"/>
     </w:p>
     <w:p>
       <w:pPr>
@@ -2418,14 +2579,25 @@
           <w:szCs w:val="28"/>
         </w:rPr>
       </w:pPr>
-      <w:r>
-        <w:rPr>
-          <w:rFonts w:ascii="Arial" w:hAnsi="Arial" w:cs="Arial"/>
-          <w:color w:val="000000" w:themeColor="text1"/>
-          <w:sz w:val="28"/>
-          <w:szCs w:val="28"/>
-        </w:rPr>
-        <w:t>Backcolor: Cor de fundo</w:t>
+      <w:proofErr w:type="spellStart"/>
+      <w:r>
+        <w:rPr>
+          <w:rFonts w:ascii="Arial" w:hAnsi="Arial" w:cs="Arial"/>
+          <w:color w:val="000000" w:themeColor="text1"/>
+          <w:sz w:val="28"/>
+          <w:szCs w:val="28"/>
+        </w:rPr>
+        <w:t>Backcolor</w:t>
+      </w:r>
+      <w:proofErr w:type="spellEnd"/>
+      <w:r>
+        <w:rPr>
+          <w:rFonts w:ascii="Arial" w:hAnsi="Arial" w:cs="Arial"/>
+          <w:color w:val="000000" w:themeColor="text1"/>
+          <w:sz w:val="28"/>
+          <w:szCs w:val="28"/>
+        </w:rPr>
+        <w:t>: Cor de fundo</w:t>
       </w:r>
     </w:p>
     <w:p>
@@ -2442,14 +2614,25 @@
           <w:szCs w:val="28"/>
         </w:rPr>
       </w:pPr>
-      <w:r>
-        <w:rPr>
-          <w:rFonts w:ascii="Arial" w:hAnsi="Arial" w:cs="Arial"/>
-          <w:color w:val="000000" w:themeColor="text1"/>
-          <w:sz w:val="28"/>
-          <w:szCs w:val="28"/>
-        </w:rPr>
-        <w:t>FormBorderStyle:</w:t>
+      <w:proofErr w:type="spellStart"/>
+      <w:r>
+        <w:rPr>
+          <w:rFonts w:ascii="Arial" w:hAnsi="Arial" w:cs="Arial"/>
+          <w:color w:val="000000" w:themeColor="text1"/>
+          <w:sz w:val="28"/>
+          <w:szCs w:val="28"/>
+        </w:rPr>
+        <w:t>FormBorderStyle</w:t>
+      </w:r>
+      <w:proofErr w:type="spellEnd"/>
+      <w:r>
+        <w:rPr>
+          <w:rFonts w:ascii="Arial" w:hAnsi="Arial" w:cs="Arial"/>
+          <w:color w:val="000000" w:themeColor="text1"/>
+          <w:sz w:val="28"/>
+          <w:szCs w:val="28"/>
+        </w:rPr>
+        <w:t>:</w:t>
       </w:r>
     </w:p>
     <w:p>
@@ -2490,14 +2673,25 @@
           <w:szCs w:val="28"/>
         </w:rPr>
       </w:pPr>
-      <w:r>
-        <w:rPr>
-          <w:rFonts w:ascii="Arial" w:hAnsi="Arial" w:cs="Arial"/>
-          <w:color w:val="000000" w:themeColor="text1"/>
-          <w:sz w:val="28"/>
-          <w:szCs w:val="28"/>
-        </w:rPr>
-        <w:t>Icon: Coloca um ícone</w:t>
+      <w:proofErr w:type="spellStart"/>
+      <w:r>
+        <w:rPr>
+          <w:rFonts w:ascii="Arial" w:hAnsi="Arial" w:cs="Arial"/>
+          <w:color w:val="000000" w:themeColor="text1"/>
+          <w:sz w:val="28"/>
+          <w:szCs w:val="28"/>
+        </w:rPr>
+        <w:t>Icon</w:t>
+      </w:r>
+      <w:proofErr w:type="spellEnd"/>
+      <w:r>
+        <w:rPr>
+          <w:rFonts w:ascii="Arial" w:hAnsi="Arial" w:cs="Arial"/>
+          <w:color w:val="000000" w:themeColor="text1"/>
+          <w:sz w:val="28"/>
+          <w:szCs w:val="28"/>
+        </w:rPr>
+        <w:t>: Coloca um ícone</w:t>
       </w:r>
     </w:p>
     <w:p>
@@ -2514,14 +2708,25 @@
           <w:szCs w:val="28"/>
         </w:rPr>
       </w:pPr>
-      <w:r>
-        <w:rPr>
-          <w:rFonts w:ascii="Arial" w:hAnsi="Arial" w:cs="Arial"/>
-          <w:color w:val="000000" w:themeColor="text1"/>
-          <w:sz w:val="28"/>
-          <w:szCs w:val="28"/>
-        </w:rPr>
-        <w:t>MaximizeBox: False</w:t>
+      <w:proofErr w:type="spellStart"/>
+      <w:r>
+        <w:rPr>
+          <w:rFonts w:ascii="Arial" w:hAnsi="Arial" w:cs="Arial"/>
+          <w:color w:val="000000" w:themeColor="text1"/>
+          <w:sz w:val="28"/>
+          <w:szCs w:val="28"/>
+        </w:rPr>
+        <w:t>MaximizeBox</w:t>
+      </w:r>
+      <w:proofErr w:type="spellEnd"/>
+      <w:r>
+        <w:rPr>
+          <w:rFonts w:ascii="Arial" w:hAnsi="Arial" w:cs="Arial"/>
+          <w:color w:val="000000" w:themeColor="text1"/>
+          <w:sz w:val="28"/>
+          <w:szCs w:val="28"/>
+        </w:rPr>
+        <w:t>: False</w:t>
       </w:r>
     </w:p>
     <w:p>
@@ -2538,14 +2743,25 @@
           <w:szCs w:val="28"/>
         </w:rPr>
       </w:pPr>
-      <w:r>
-        <w:rPr>
-          <w:rFonts w:ascii="Arial" w:hAnsi="Arial" w:cs="Arial"/>
-          <w:color w:val="000000" w:themeColor="text1"/>
-          <w:sz w:val="28"/>
-          <w:szCs w:val="28"/>
-        </w:rPr>
-        <w:t>MinimizeBox: False</w:t>
+      <w:proofErr w:type="spellStart"/>
+      <w:r>
+        <w:rPr>
+          <w:rFonts w:ascii="Arial" w:hAnsi="Arial" w:cs="Arial"/>
+          <w:color w:val="000000" w:themeColor="text1"/>
+          <w:sz w:val="28"/>
+          <w:szCs w:val="28"/>
+        </w:rPr>
+        <w:t>MinimizeBox</w:t>
+      </w:r>
+      <w:proofErr w:type="spellEnd"/>
+      <w:r>
+        <w:rPr>
+          <w:rFonts w:ascii="Arial" w:hAnsi="Arial" w:cs="Arial"/>
+          <w:color w:val="000000" w:themeColor="text1"/>
+          <w:sz w:val="28"/>
+          <w:szCs w:val="28"/>
+        </w:rPr>
+        <w:t>: False</w:t>
       </w:r>
     </w:p>
     <w:p>
@@ -2562,14 +2778,25 @@
           <w:szCs w:val="28"/>
         </w:rPr>
       </w:pPr>
-      <w:r>
-        <w:rPr>
-          <w:rFonts w:ascii="Arial" w:hAnsi="Arial" w:cs="Arial"/>
-          <w:color w:val="000000" w:themeColor="text1"/>
-          <w:sz w:val="28"/>
-          <w:szCs w:val="28"/>
-        </w:rPr>
-        <w:t>Size: Tamanho</w:t>
+      <w:proofErr w:type="spellStart"/>
+      <w:r>
+        <w:rPr>
+          <w:rFonts w:ascii="Arial" w:hAnsi="Arial" w:cs="Arial"/>
+          <w:color w:val="000000" w:themeColor="text1"/>
+          <w:sz w:val="28"/>
+          <w:szCs w:val="28"/>
+        </w:rPr>
+        <w:t>Size</w:t>
+      </w:r>
+      <w:proofErr w:type="spellEnd"/>
+      <w:r>
+        <w:rPr>
+          <w:rFonts w:ascii="Arial" w:hAnsi="Arial" w:cs="Arial"/>
+          <w:color w:val="000000" w:themeColor="text1"/>
+          <w:sz w:val="28"/>
+          <w:szCs w:val="28"/>
+        </w:rPr>
+        <w:t>: Tamanho</w:t>
       </w:r>
     </w:p>
     <w:p>
@@ -2586,15 +2813,37 @@
           <w:szCs w:val="28"/>
         </w:rPr>
       </w:pPr>
-      <w:r>
-        <w:rPr>
-          <w:rFonts w:ascii="Arial" w:hAnsi="Arial" w:cs="Arial"/>
-          <w:color w:val="000000" w:themeColor="text1"/>
-          <w:sz w:val="28"/>
-          <w:szCs w:val="28"/>
-        </w:rPr>
-        <w:t>StartPosition: CenterScreen</w:t>
-      </w:r>
+      <w:proofErr w:type="spellStart"/>
+      <w:r>
+        <w:rPr>
+          <w:rFonts w:ascii="Arial" w:hAnsi="Arial" w:cs="Arial"/>
+          <w:color w:val="000000" w:themeColor="text1"/>
+          <w:sz w:val="28"/>
+          <w:szCs w:val="28"/>
+        </w:rPr>
+        <w:t>StartPosition</w:t>
+      </w:r>
+      <w:proofErr w:type="spellEnd"/>
+      <w:r>
+        <w:rPr>
+          <w:rFonts w:ascii="Arial" w:hAnsi="Arial" w:cs="Arial"/>
+          <w:color w:val="000000" w:themeColor="text1"/>
+          <w:sz w:val="28"/>
+          <w:szCs w:val="28"/>
+        </w:rPr>
+        <w:t xml:space="preserve">: </w:t>
+      </w:r>
+      <w:proofErr w:type="spellStart"/>
+      <w:r>
+        <w:rPr>
+          <w:rFonts w:ascii="Arial" w:hAnsi="Arial" w:cs="Arial"/>
+          <w:color w:val="000000" w:themeColor="text1"/>
+          <w:sz w:val="28"/>
+          <w:szCs w:val="28"/>
+        </w:rPr>
+        <w:t>CenterScreen</w:t>
+      </w:r>
+      <w:proofErr w:type="spellEnd"/>
     </w:p>
     <w:p>
       <w:pPr>
@@ -2610,15 +2859,1611 @@
           <w:szCs w:val="28"/>
         </w:rPr>
       </w:pPr>
-      <w:r>
-        <w:rPr>
-          <w:rFonts w:ascii="Arial" w:hAnsi="Arial" w:cs="Arial"/>
-          <w:color w:val="000000" w:themeColor="text1"/>
-          <w:sz w:val="28"/>
-          <w:szCs w:val="28"/>
-        </w:rPr>
-        <w:t>Text: Digitação do texto</w:t>
-      </w:r>
+      <w:proofErr w:type="spellStart"/>
+      <w:r>
+        <w:rPr>
+          <w:rFonts w:ascii="Arial" w:hAnsi="Arial" w:cs="Arial"/>
+          <w:color w:val="000000" w:themeColor="text1"/>
+          <w:sz w:val="28"/>
+          <w:szCs w:val="28"/>
+        </w:rPr>
+        <w:t>Text</w:t>
+      </w:r>
+      <w:proofErr w:type="spellEnd"/>
+      <w:r>
+        <w:rPr>
+          <w:rFonts w:ascii="Arial" w:hAnsi="Arial" w:cs="Arial"/>
+          <w:color w:val="000000" w:themeColor="text1"/>
+          <w:sz w:val="28"/>
+          <w:szCs w:val="28"/>
+        </w:rPr>
+        <w:t>: Digitação do texto</w:t>
+      </w:r>
+    </w:p>
+    <w:p>
+      <w:pPr>
+        <w:rPr>
+          <w:rFonts w:ascii="Arial" w:hAnsi="Arial" w:cs="Arial"/>
+          <w:color w:val="000000" w:themeColor="text1"/>
+          <w:sz w:val="28"/>
+          <w:szCs w:val="28"/>
+        </w:rPr>
+      </w:pPr>
+    </w:p>
+    <w:tbl>
+      <w:tblPr>
+        <w:tblStyle w:val="Tabelacomgrade"/>
+        <w:tblW w:w="0" w:type="auto"/>
+        <w:tblLook w:val="04A0" w:firstRow="1" w:lastRow="0" w:firstColumn="1" w:lastColumn="0" w:noHBand="0" w:noVBand="1"/>
+      </w:tblPr>
+      <w:tblGrid>
+        <w:gridCol w:w="4247"/>
+        <w:gridCol w:w="4247"/>
+      </w:tblGrid>
+      <w:tr>
+        <w:tc>
+          <w:tcPr>
+            <w:tcW w:w="4247" w:type="dxa"/>
+          </w:tcPr>
+          <w:p>
+            <w:pPr>
+              <w:rPr>
+                <w:rFonts w:ascii="Arial" w:hAnsi="Arial" w:cs="Arial"/>
+                <w:color w:val="000000" w:themeColor="text1"/>
+                <w:sz w:val="28"/>
+                <w:szCs w:val="28"/>
+              </w:rPr>
+            </w:pPr>
+            <w:r>
+              <w:rPr>
+                <w:rFonts w:ascii="Arial" w:hAnsi="Arial" w:cs="Arial"/>
+                <w:color w:val="000000" w:themeColor="text1"/>
+                <w:sz w:val="28"/>
+                <w:szCs w:val="28"/>
+              </w:rPr>
+              <w:t>Tipo</w:t>
+            </w:r>
+          </w:p>
+        </w:tc>
+        <w:tc>
+          <w:tcPr>
+            <w:tcW w:w="4247" w:type="dxa"/>
+          </w:tcPr>
+          <w:p>
+            <w:pPr>
+              <w:rPr>
+                <w:rFonts w:ascii="Arial" w:hAnsi="Arial" w:cs="Arial"/>
+                <w:color w:val="000000" w:themeColor="text1"/>
+                <w:sz w:val="28"/>
+                <w:szCs w:val="28"/>
+              </w:rPr>
+            </w:pPr>
+            <w:r>
+              <w:rPr>
+                <w:rFonts w:ascii="Arial" w:hAnsi="Arial" w:cs="Arial"/>
+                <w:color w:val="000000" w:themeColor="text1"/>
+                <w:sz w:val="28"/>
+                <w:szCs w:val="28"/>
+              </w:rPr>
+              <w:t>Tamanho</w:t>
+            </w:r>
+          </w:p>
+        </w:tc>
+      </w:tr>
+      <w:tr>
+        <w:tc>
+          <w:tcPr>
+            <w:tcW w:w="4247" w:type="dxa"/>
+          </w:tcPr>
+          <w:p>
+            <w:pPr>
+              <w:rPr>
+                <w:rFonts w:ascii="Arial" w:hAnsi="Arial" w:cs="Arial"/>
+                <w:color w:val="000000" w:themeColor="text1"/>
+                <w:sz w:val="28"/>
+                <w:szCs w:val="28"/>
+              </w:rPr>
+            </w:pPr>
+            <w:r>
+              <w:rPr>
+                <w:rFonts w:ascii="Arial" w:hAnsi="Arial" w:cs="Arial"/>
+                <w:color w:val="000000" w:themeColor="text1"/>
+                <w:sz w:val="28"/>
+                <w:szCs w:val="28"/>
+              </w:rPr>
+              <w:t>Short</w:t>
+            </w:r>
+          </w:p>
+        </w:tc>
+        <w:tc>
+          <w:tcPr>
+            <w:tcW w:w="4247" w:type="dxa"/>
+          </w:tcPr>
+          <w:p>
+            <w:pPr>
+              <w:rPr>
+                <w:rFonts w:ascii="Arial" w:hAnsi="Arial" w:cs="Arial"/>
+                <w:color w:val="000000" w:themeColor="text1"/>
+                <w:sz w:val="28"/>
+                <w:szCs w:val="28"/>
+              </w:rPr>
+            </w:pPr>
+            <w:r>
+              <w:rPr>
+                <w:rFonts w:ascii="Arial" w:hAnsi="Arial" w:cs="Arial"/>
+                <w:color w:val="000000" w:themeColor="text1"/>
+                <w:sz w:val="28"/>
+                <w:szCs w:val="28"/>
+              </w:rPr>
+              <w:t>2byts</w:t>
+            </w:r>
+          </w:p>
+        </w:tc>
+      </w:tr>
+      <w:tr>
+        <w:tc>
+          <w:tcPr>
+            <w:tcW w:w="4247" w:type="dxa"/>
+          </w:tcPr>
+          <w:p>
+            <w:pPr>
+              <w:rPr>
+                <w:rFonts w:ascii="Arial" w:hAnsi="Arial" w:cs="Arial"/>
+                <w:color w:val="000000" w:themeColor="text1"/>
+                <w:sz w:val="28"/>
+                <w:szCs w:val="28"/>
+              </w:rPr>
+            </w:pPr>
+            <w:proofErr w:type="spellStart"/>
+            <w:r>
+              <w:rPr>
+                <w:rFonts w:ascii="Arial" w:hAnsi="Arial" w:cs="Arial"/>
+                <w:color w:val="000000" w:themeColor="text1"/>
+                <w:sz w:val="28"/>
+                <w:szCs w:val="28"/>
+              </w:rPr>
+              <w:t>Int</w:t>
+            </w:r>
+            <w:proofErr w:type="spellEnd"/>
+          </w:p>
+        </w:tc>
+        <w:tc>
+          <w:tcPr>
+            <w:tcW w:w="4247" w:type="dxa"/>
+          </w:tcPr>
+          <w:p>
+            <w:pPr>
+              <w:rPr>
+                <w:rFonts w:ascii="Arial" w:hAnsi="Arial" w:cs="Arial"/>
+                <w:color w:val="000000" w:themeColor="text1"/>
+                <w:sz w:val="28"/>
+                <w:szCs w:val="28"/>
+              </w:rPr>
+            </w:pPr>
+            <w:r>
+              <w:rPr>
+                <w:rFonts w:ascii="Arial" w:hAnsi="Arial" w:cs="Arial"/>
+                <w:color w:val="000000" w:themeColor="text1"/>
+                <w:sz w:val="28"/>
+                <w:szCs w:val="28"/>
+              </w:rPr>
+              <w:t>3byts</w:t>
+            </w:r>
+          </w:p>
+        </w:tc>
+      </w:tr>
+      <w:tr>
+        <w:tc>
+          <w:tcPr>
+            <w:tcW w:w="4247" w:type="dxa"/>
+          </w:tcPr>
+          <w:p>
+            <w:pPr>
+              <w:rPr>
+                <w:rFonts w:ascii="Arial" w:hAnsi="Arial" w:cs="Arial"/>
+                <w:color w:val="000000" w:themeColor="text1"/>
+                <w:sz w:val="28"/>
+                <w:szCs w:val="28"/>
+              </w:rPr>
+            </w:pPr>
+            <w:proofErr w:type="spellStart"/>
+            <w:r>
+              <w:rPr>
+                <w:rFonts w:ascii="Arial" w:hAnsi="Arial" w:cs="Arial"/>
+                <w:color w:val="000000" w:themeColor="text1"/>
+                <w:sz w:val="28"/>
+                <w:szCs w:val="28"/>
+              </w:rPr>
+              <w:t>Long</w:t>
+            </w:r>
+            <w:proofErr w:type="spellEnd"/>
+          </w:p>
+        </w:tc>
+        <w:tc>
+          <w:tcPr>
+            <w:tcW w:w="4247" w:type="dxa"/>
+          </w:tcPr>
+          <w:p>
+            <w:pPr>
+              <w:rPr>
+                <w:rFonts w:ascii="Arial" w:hAnsi="Arial" w:cs="Arial"/>
+                <w:color w:val="000000" w:themeColor="text1"/>
+                <w:sz w:val="28"/>
+                <w:szCs w:val="28"/>
+              </w:rPr>
+            </w:pPr>
+            <w:r>
+              <w:rPr>
+                <w:rFonts w:ascii="Arial" w:hAnsi="Arial" w:cs="Arial"/>
+                <w:color w:val="000000" w:themeColor="text1"/>
+                <w:sz w:val="28"/>
+                <w:szCs w:val="28"/>
+              </w:rPr>
+              <w:t>4byts</w:t>
+            </w:r>
+          </w:p>
+        </w:tc>
+      </w:tr>
+      <w:tr>
+        <w:tc>
+          <w:tcPr>
+            <w:tcW w:w="4247" w:type="dxa"/>
+          </w:tcPr>
+          <w:p>
+            <w:pPr>
+              <w:rPr>
+                <w:rFonts w:ascii="Arial" w:hAnsi="Arial" w:cs="Arial"/>
+                <w:color w:val="000000" w:themeColor="text1"/>
+                <w:sz w:val="28"/>
+                <w:szCs w:val="28"/>
+              </w:rPr>
+            </w:pPr>
+            <w:proofErr w:type="spellStart"/>
+            <w:r>
+              <w:rPr>
+                <w:rFonts w:ascii="Arial" w:hAnsi="Arial" w:cs="Arial"/>
+                <w:color w:val="000000" w:themeColor="text1"/>
+                <w:sz w:val="28"/>
+                <w:szCs w:val="28"/>
+              </w:rPr>
+              <w:t>Float</w:t>
+            </w:r>
+            <w:proofErr w:type="spellEnd"/>
+          </w:p>
+        </w:tc>
+        <w:tc>
+          <w:tcPr>
+            <w:tcW w:w="4247" w:type="dxa"/>
+          </w:tcPr>
+          <w:p>
+            <w:pPr>
+              <w:rPr>
+                <w:rFonts w:ascii="Arial" w:hAnsi="Arial" w:cs="Arial"/>
+                <w:color w:val="000000" w:themeColor="text1"/>
+                <w:sz w:val="28"/>
+                <w:szCs w:val="28"/>
+              </w:rPr>
+            </w:pPr>
+            <w:r>
+              <w:rPr>
+                <w:rFonts w:ascii="Arial" w:hAnsi="Arial" w:cs="Arial"/>
+                <w:color w:val="000000" w:themeColor="text1"/>
+                <w:sz w:val="28"/>
+                <w:szCs w:val="28"/>
+              </w:rPr>
+              <w:t>4byts</w:t>
+            </w:r>
+          </w:p>
+        </w:tc>
+      </w:tr>
+      <w:tr>
+        <w:trPr>
+          <w:trHeight w:val="118"/>
+        </w:trPr>
+        <w:tc>
+          <w:tcPr>
+            <w:tcW w:w="4247" w:type="dxa"/>
+          </w:tcPr>
+          <w:p>
+            <w:pPr>
+              <w:rPr>
+                <w:rFonts w:ascii="Arial" w:hAnsi="Arial" w:cs="Arial"/>
+                <w:color w:val="000000" w:themeColor="text1"/>
+                <w:sz w:val="28"/>
+                <w:szCs w:val="28"/>
+              </w:rPr>
+            </w:pPr>
+            <w:r>
+              <w:rPr>
+                <w:rFonts w:ascii="Arial" w:hAnsi="Arial" w:cs="Arial"/>
+                <w:color w:val="000000" w:themeColor="text1"/>
+                <w:sz w:val="28"/>
+                <w:szCs w:val="28"/>
+              </w:rPr>
+              <w:t>Double</w:t>
+            </w:r>
+          </w:p>
+        </w:tc>
+        <w:tc>
+          <w:tcPr>
+            <w:tcW w:w="4247" w:type="dxa"/>
+          </w:tcPr>
+          <w:p>
+            <w:pPr>
+              <w:rPr>
+                <w:rFonts w:ascii="Arial" w:hAnsi="Arial" w:cs="Arial"/>
+                <w:color w:val="000000" w:themeColor="text1"/>
+                <w:sz w:val="28"/>
+                <w:szCs w:val="28"/>
+              </w:rPr>
+            </w:pPr>
+            <w:r>
+              <w:rPr>
+                <w:rFonts w:ascii="Arial" w:hAnsi="Arial" w:cs="Arial"/>
+                <w:color w:val="000000" w:themeColor="text1"/>
+                <w:sz w:val="28"/>
+                <w:szCs w:val="28"/>
+              </w:rPr>
+              <w:t>8byts</w:t>
+            </w:r>
+          </w:p>
+        </w:tc>
+      </w:tr>
+      <w:tr>
+        <w:tc>
+          <w:tcPr>
+            <w:tcW w:w="4247" w:type="dxa"/>
+          </w:tcPr>
+          <w:p>
+            <w:pPr>
+              <w:rPr>
+                <w:rFonts w:ascii="Arial" w:hAnsi="Arial" w:cs="Arial"/>
+                <w:color w:val="000000" w:themeColor="text1"/>
+                <w:sz w:val="28"/>
+                <w:szCs w:val="28"/>
+              </w:rPr>
+            </w:pPr>
+            <w:r>
+              <w:rPr>
+                <w:rFonts w:ascii="Arial" w:hAnsi="Arial" w:cs="Arial"/>
+                <w:color w:val="000000" w:themeColor="text1"/>
+                <w:sz w:val="28"/>
+                <w:szCs w:val="28"/>
+              </w:rPr>
+              <w:t>Decimal</w:t>
+            </w:r>
+          </w:p>
+        </w:tc>
+        <w:tc>
+          <w:tcPr>
+            <w:tcW w:w="4247" w:type="dxa"/>
+          </w:tcPr>
+          <w:p>
+            <w:pPr>
+              <w:rPr>
+                <w:rFonts w:ascii="Arial" w:hAnsi="Arial" w:cs="Arial"/>
+                <w:color w:val="000000" w:themeColor="text1"/>
+                <w:sz w:val="28"/>
+                <w:szCs w:val="28"/>
+              </w:rPr>
+            </w:pPr>
+            <w:r>
+              <w:rPr>
+                <w:rFonts w:ascii="Arial" w:hAnsi="Arial" w:cs="Arial"/>
+                <w:color w:val="000000" w:themeColor="text1"/>
+                <w:sz w:val="28"/>
+                <w:szCs w:val="28"/>
+              </w:rPr>
+              <w:t>10byts</w:t>
+            </w:r>
+          </w:p>
+        </w:tc>
+      </w:tr>
+    </w:tbl>
+    <w:p>
+      <w:pPr>
+        <w:rPr>
+          <w:rFonts w:ascii="Arial" w:hAnsi="Arial" w:cs="Arial"/>
+          <w:color w:val="000000" w:themeColor="text1"/>
+          <w:sz w:val="28"/>
+          <w:szCs w:val="28"/>
+        </w:rPr>
+      </w:pPr>
+    </w:p>
+    <w:p>
+      <w:pPr>
+        <w:rPr>
+          <w:rFonts w:ascii="Arial" w:hAnsi="Arial" w:cs="Arial"/>
+          <w:color w:val="000000" w:themeColor="text1"/>
+          <w:sz w:val="28"/>
+          <w:szCs w:val="28"/>
+        </w:rPr>
+      </w:pPr>
+      <w:r>
+        <w:rPr>
+          <w:rFonts w:ascii="Arial" w:hAnsi="Arial" w:cs="Arial"/>
+          <w:color w:val="000000" w:themeColor="text1"/>
+          <w:sz w:val="28"/>
+          <w:szCs w:val="28"/>
+        </w:rPr>
+        <w:t>Exemplo de declaração das variáveis</w:t>
+      </w:r>
+    </w:p>
+    <w:p>
+      <w:pPr>
+        <w:rPr>
+          <w:rFonts w:ascii="Arial" w:hAnsi="Arial" w:cs="Arial"/>
+          <w:color w:val="000000" w:themeColor="text1"/>
+          <w:sz w:val="28"/>
+          <w:szCs w:val="28"/>
+        </w:rPr>
+      </w:pPr>
+      <w:r>
+        <w:rPr>
+          <w:rFonts w:ascii="Arial" w:hAnsi="Arial" w:cs="Arial"/>
+          <w:color w:val="000000" w:themeColor="text1"/>
+          <w:sz w:val="28"/>
+          <w:szCs w:val="28"/>
+        </w:rPr>
+        <w:t>Double variável1;</w:t>
+      </w:r>
+    </w:p>
+    <w:p>
+      <w:pPr>
+        <w:rPr>
+          <w:rFonts w:ascii="Arial" w:hAnsi="Arial" w:cs="Arial"/>
+          <w:color w:val="000000" w:themeColor="text1"/>
+          <w:sz w:val="28"/>
+          <w:szCs w:val="28"/>
+        </w:rPr>
+      </w:pPr>
+      <w:proofErr w:type="spellStart"/>
+      <w:r>
+        <w:rPr>
+          <w:rFonts w:ascii="Arial" w:hAnsi="Arial" w:cs="Arial"/>
+          <w:color w:val="000000" w:themeColor="text1"/>
+          <w:sz w:val="28"/>
+          <w:szCs w:val="28"/>
+        </w:rPr>
+        <w:t>Int</w:t>
+      </w:r>
+      <w:proofErr w:type="spellEnd"/>
+      <w:r>
+        <w:rPr>
+          <w:rFonts w:ascii="Arial" w:hAnsi="Arial" w:cs="Arial"/>
+          <w:color w:val="000000" w:themeColor="text1"/>
+          <w:sz w:val="28"/>
+          <w:szCs w:val="28"/>
+        </w:rPr>
+        <w:t xml:space="preserve"> variável2, variável3</w:t>
+      </w:r>
+    </w:p>
+    <w:p>
+      <w:pPr>
+        <w:rPr>
+          <w:rFonts w:ascii="Arial" w:hAnsi="Arial" w:cs="Arial"/>
+          <w:b/>
+          <w:bCs/>
+          <w:color w:val="000000" w:themeColor="text1"/>
+          <w:sz w:val="28"/>
+          <w:szCs w:val="28"/>
+        </w:rPr>
+      </w:pPr>
+      <w:r>
+        <w:rPr>
+          <w:rFonts w:ascii="Arial" w:hAnsi="Arial" w:cs="Arial"/>
+          <w:b/>
+          <w:bCs/>
+          <w:color w:val="000000" w:themeColor="text1"/>
+          <w:sz w:val="28"/>
+          <w:szCs w:val="28"/>
+        </w:rPr>
+        <w:lastRenderedPageBreak/>
+        <w:t>Conversão das variáveis</w:t>
+      </w:r>
+    </w:p>
+    <w:p>
+      <w:pPr>
+        <w:rPr>
+          <w:rFonts w:ascii="Arial" w:hAnsi="Arial" w:cs="Arial"/>
+          <w:color w:val="000000" w:themeColor="text1"/>
+          <w:sz w:val="28"/>
+          <w:szCs w:val="28"/>
+        </w:rPr>
+      </w:pPr>
+      <w:r>
+        <w:rPr>
+          <w:rFonts w:ascii="Arial" w:hAnsi="Arial" w:cs="Arial"/>
+          <w:color w:val="000000" w:themeColor="text1"/>
+          <w:sz w:val="28"/>
+          <w:szCs w:val="28"/>
+        </w:rPr>
+        <w:t xml:space="preserve">Entrada de dados: Avisa o objeto qual é o tipo de variável declarada e implicitamente o seu tamanho. </w:t>
+      </w:r>
+      <w:proofErr w:type="spellStart"/>
+      <w:r>
+        <w:rPr>
+          <w:rFonts w:ascii="Arial" w:hAnsi="Arial" w:cs="Arial"/>
+          <w:color w:val="000000" w:themeColor="text1"/>
+          <w:sz w:val="28"/>
+          <w:szCs w:val="28"/>
+        </w:rPr>
+        <w:t>Usa-se</w:t>
+      </w:r>
+      <w:proofErr w:type="spellEnd"/>
+      <w:r>
+        <w:rPr>
+          <w:rFonts w:ascii="Arial" w:hAnsi="Arial" w:cs="Arial"/>
+          <w:color w:val="000000" w:themeColor="text1"/>
+          <w:sz w:val="28"/>
+          <w:szCs w:val="28"/>
+        </w:rPr>
+        <w:t xml:space="preserve"> o método Convert.to (e o tipo da variável</w:t>
+      </w:r>
+    </w:p>
+    <w:tbl>
+      <w:tblPr>
+        <w:tblStyle w:val="Tabelacomgrade"/>
+        <w:tblW w:w="0" w:type="auto"/>
+        <w:tblLook w:val="04A0" w:firstRow="1" w:lastRow="0" w:firstColumn="1" w:lastColumn="0" w:noHBand="0" w:noVBand="1"/>
+      </w:tblPr>
+      <w:tblGrid>
+        <w:gridCol w:w="4247"/>
+        <w:gridCol w:w="4247"/>
+      </w:tblGrid>
+      <w:tr>
+        <w:tc>
+          <w:tcPr>
+            <w:tcW w:w="4247" w:type="dxa"/>
+          </w:tcPr>
+          <w:p>
+            <w:pPr>
+              <w:rPr>
+                <w:rFonts w:ascii="Arial" w:hAnsi="Arial" w:cs="Arial"/>
+                <w:color w:val="000000" w:themeColor="text1"/>
+                <w:sz w:val="28"/>
+                <w:szCs w:val="28"/>
+              </w:rPr>
+            </w:pPr>
+            <w:r>
+              <w:rPr>
+                <w:rFonts w:ascii="Arial" w:hAnsi="Arial" w:cs="Arial"/>
+                <w:color w:val="000000" w:themeColor="text1"/>
+                <w:sz w:val="28"/>
+                <w:szCs w:val="28"/>
+              </w:rPr>
+              <w:t>Tipo</w:t>
+            </w:r>
+          </w:p>
+        </w:tc>
+        <w:tc>
+          <w:tcPr>
+            <w:tcW w:w="4247" w:type="dxa"/>
+          </w:tcPr>
+          <w:p>
+            <w:pPr>
+              <w:rPr>
+                <w:rFonts w:ascii="Arial" w:hAnsi="Arial" w:cs="Arial"/>
+                <w:color w:val="000000" w:themeColor="text1"/>
+                <w:sz w:val="28"/>
+                <w:szCs w:val="28"/>
+              </w:rPr>
+            </w:pPr>
+            <w:r>
+              <w:rPr>
+                <w:rFonts w:ascii="Arial" w:hAnsi="Arial" w:cs="Arial"/>
+                <w:color w:val="000000" w:themeColor="text1"/>
+                <w:sz w:val="28"/>
+                <w:szCs w:val="28"/>
+              </w:rPr>
+              <w:t xml:space="preserve">Método </w:t>
+            </w:r>
+            <w:proofErr w:type="spellStart"/>
+            <w:r>
+              <w:rPr>
+                <w:rFonts w:ascii="Arial" w:hAnsi="Arial" w:cs="Arial"/>
+                <w:color w:val="000000" w:themeColor="text1"/>
+                <w:sz w:val="28"/>
+                <w:szCs w:val="28"/>
+              </w:rPr>
+              <w:t>Convert</w:t>
+            </w:r>
+            <w:proofErr w:type="spellEnd"/>
+          </w:p>
+        </w:tc>
+      </w:tr>
+      <w:tr>
+        <w:tc>
+          <w:tcPr>
+            <w:tcW w:w="4247" w:type="dxa"/>
+          </w:tcPr>
+          <w:p>
+            <w:pPr>
+              <w:rPr>
+                <w:rFonts w:ascii="Arial" w:hAnsi="Arial" w:cs="Arial"/>
+                <w:color w:val="000000" w:themeColor="text1"/>
+                <w:sz w:val="28"/>
+                <w:szCs w:val="28"/>
+              </w:rPr>
+            </w:pPr>
+            <w:r>
+              <w:rPr>
+                <w:rFonts w:ascii="Arial" w:hAnsi="Arial" w:cs="Arial"/>
+                <w:color w:val="000000" w:themeColor="text1"/>
+                <w:sz w:val="28"/>
+                <w:szCs w:val="28"/>
+              </w:rPr>
+              <w:t>Short</w:t>
+            </w:r>
+          </w:p>
+        </w:tc>
+        <w:tc>
+          <w:tcPr>
+            <w:tcW w:w="4247" w:type="dxa"/>
+          </w:tcPr>
+          <w:p>
+            <w:pPr>
+              <w:rPr>
+                <w:rFonts w:ascii="Arial" w:hAnsi="Arial" w:cs="Arial"/>
+                <w:color w:val="000000" w:themeColor="text1"/>
+                <w:sz w:val="28"/>
+                <w:szCs w:val="28"/>
+              </w:rPr>
+            </w:pPr>
+            <w:r>
+              <w:rPr>
+                <w:rFonts w:ascii="Arial" w:hAnsi="Arial" w:cs="Arial"/>
+                <w:color w:val="000000" w:themeColor="text1"/>
+                <w:sz w:val="28"/>
+                <w:szCs w:val="28"/>
+              </w:rPr>
+              <w:t>ToInt16</w:t>
+            </w:r>
+          </w:p>
+        </w:tc>
+      </w:tr>
+      <w:tr>
+        <w:tc>
+          <w:tcPr>
+            <w:tcW w:w="4247" w:type="dxa"/>
+          </w:tcPr>
+          <w:p>
+            <w:pPr>
+              <w:rPr>
+                <w:rFonts w:ascii="Arial" w:hAnsi="Arial" w:cs="Arial"/>
+                <w:color w:val="000000" w:themeColor="text1"/>
+                <w:sz w:val="28"/>
+                <w:szCs w:val="28"/>
+              </w:rPr>
+            </w:pPr>
+            <w:proofErr w:type="spellStart"/>
+            <w:r>
+              <w:rPr>
+                <w:rFonts w:ascii="Arial" w:hAnsi="Arial" w:cs="Arial"/>
+                <w:color w:val="000000" w:themeColor="text1"/>
+                <w:sz w:val="28"/>
+                <w:szCs w:val="28"/>
+              </w:rPr>
+              <w:t>Int</w:t>
+            </w:r>
+            <w:proofErr w:type="spellEnd"/>
+          </w:p>
+        </w:tc>
+        <w:tc>
+          <w:tcPr>
+            <w:tcW w:w="4247" w:type="dxa"/>
+          </w:tcPr>
+          <w:p>
+            <w:pPr>
+              <w:rPr>
+                <w:rFonts w:ascii="Arial" w:hAnsi="Arial" w:cs="Arial"/>
+                <w:color w:val="000000" w:themeColor="text1"/>
+                <w:sz w:val="28"/>
+                <w:szCs w:val="28"/>
+              </w:rPr>
+            </w:pPr>
+            <w:r>
+              <w:rPr>
+                <w:rFonts w:ascii="Arial" w:hAnsi="Arial" w:cs="Arial"/>
+                <w:color w:val="000000" w:themeColor="text1"/>
+                <w:sz w:val="28"/>
+                <w:szCs w:val="28"/>
+              </w:rPr>
+              <w:t>ToInt32</w:t>
+            </w:r>
+          </w:p>
+        </w:tc>
+      </w:tr>
+      <w:tr>
+        <w:tc>
+          <w:tcPr>
+            <w:tcW w:w="4247" w:type="dxa"/>
+          </w:tcPr>
+          <w:p>
+            <w:pPr>
+              <w:rPr>
+                <w:rFonts w:ascii="Arial" w:hAnsi="Arial" w:cs="Arial"/>
+                <w:color w:val="000000" w:themeColor="text1"/>
+                <w:sz w:val="28"/>
+                <w:szCs w:val="28"/>
+              </w:rPr>
+            </w:pPr>
+            <w:proofErr w:type="spellStart"/>
+            <w:r>
+              <w:rPr>
+                <w:rFonts w:ascii="Arial" w:hAnsi="Arial" w:cs="Arial"/>
+                <w:color w:val="000000" w:themeColor="text1"/>
+                <w:sz w:val="28"/>
+                <w:szCs w:val="28"/>
+              </w:rPr>
+              <w:t>Long</w:t>
+            </w:r>
+            <w:proofErr w:type="spellEnd"/>
+          </w:p>
+        </w:tc>
+        <w:tc>
+          <w:tcPr>
+            <w:tcW w:w="4247" w:type="dxa"/>
+          </w:tcPr>
+          <w:p>
+            <w:pPr>
+              <w:rPr>
+                <w:rFonts w:ascii="Arial" w:hAnsi="Arial" w:cs="Arial"/>
+                <w:color w:val="000000" w:themeColor="text1"/>
+                <w:sz w:val="28"/>
+                <w:szCs w:val="28"/>
+              </w:rPr>
+            </w:pPr>
+            <w:r>
+              <w:rPr>
+                <w:rFonts w:ascii="Arial" w:hAnsi="Arial" w:cs="Arial"/>
+                <w:color w:val="000000" w:themeColor="text1"/>
+                <w:sz w:val="28"/>
+                <w:szCs w:val="28"/>
+              </w:rPr>
+              <w:t>ToInt64</w:t>
+            </w:r>
+          </w:p>
+        </w:tc>
+      </w:tr>
+      <w:tr>
+        <w:tc>
+          <w:tcPr>
+            <w:tcW w:w="4247" w:type="dxa"/>
+          </w:tcPr>
+          <w:p>
+            <w:pPr>
+              <w:rPr>
+                <w:rFonts w:ascii="Arial" w:hAnsi="Arial" w:cs="Arial"/>
+                <w:color w:val="000000" w:themeColor="text1"/>
+                <w:sz w:val="28"/>
+                <w:szCs w:val="28"/>
+              </w:rPr>
+            </w:pPr>
+            <w:proofErr w:type="spellStart"/>
+            <w:r>
+              <w:rPr>
+                <w:rFonts w:ascii="Arial" w:hAnsi="Arial" w:cs="Arial"/>
+                <w:color w:val="000000" w:themeColor="text1"/>
+                <w:sz w:val="28"/>
+                <w:szCs w:val="28"/>
+              </w:rPr>
+              <w:t>Float</w:t>
+            </w:r>
+            <w:proofErr w:type="spellEnd"/>
+          </w:p>
+        </w:tc>
+        <w:tc>
+          <w:tcPr>
+            <w:tcW w:w="4247" w:type="dxa"/>
+          </w:tcPr>
+          <w:p>
+            <w:pPr>
+              <w:rPr>
+                <w:rFonts w:ascii="Arial" w:hAnsi="Arial" w:cs="Arial"/>
+                <w:color w:val="000000" w:themeColor="text1"/>
+                <w:sz w:val="28"/>
+                <w:szCs w:val="28"/>
+              </w:rPr>
+            </w:pPr>
+            <w:proofErr w:type="spellStart"/>
+            <w:r>
+              <w:rPr>
+                <w:rFonts w:ascii="Arial" w:hAnsi="Arial" w:cs="Arial"/>
+                <w:color w:val="000000" w:themeColor="text1"/>
+                <w:sz w:val="28"/>
+                <w:szCs w:val="28"/>
+              </w:rPr>
+              <w:t>ToSingle</w:t>
+            </w:r>
+            <w:proofErr w:type="spellEnd"/>
+          </w:p>
+        </w:tc>
+      </w:tr>
+      <w:tr>
+        <w:tc>
+          <w:tcPr>
+            <w:tcW w:w="4247" w:type="dxa"/>
+          </w:tcPr>
+          <w:p>
+            <w:pPr>
+              <w:rPr>
+                <w:rFonts w:ascii="Arial" w:hAnsi="Arial" w:cs="Arial"/>
+                <w:color w:val="000000" w:themeColor="text1"/>
+                <w:sz w:val="28"/>
+                <w:szCs w:val="28"/>
+              </w:rPr>
+            </w:pPr>
+            <w:r>
+              <w:rPr>
+                <w:rFonts w:ascii="Arial" w:hAnsi="Arial" w:cs="Arial"/>
+                <w:color w:val="000000" w:themeColor="text1"/>
+                <w:sz w:val="28"/>
+                <w:szCs w:val="28"/>
+              </w:rPr>
+              <w:t>Double</w:t>
+            </w:r>
+          </w:p>
+        </w:tc>
+        <w:tc>
+          <w:tcPr>
+            <w:tcW w:w="4247" w:type="dxa"/>
+          </w:tcPr>
+          <w:p>
+            <w:pPr>
+              <w:rPr>
+                <w:rFonts w:ascii="Arial" w:hAnsi="Arial" w:cs="Arial"/>
+                <w:color w:val="000000" w:themeColor="text1"/>
+                <w:sz w:val="28"/>
+                <w:szCs w:val="28"/>
+              </w:rPr>
+            </w:pPr>
+            <w:proofErr w:type="spellStart"/>
+            <w:r>
+              <w:rPr>
+                <w:rFonts w:ascii="Arial" w:hAnsi="Arial" w:cs="Arial"/>
+                <w:color w:val="000000" w:themeColor="text1"/>
+                <w:sz w:val="28"/>
+                <w:szCs w:val="28"/>
+              </w:rPr>
+              <w:t>ToDouble</w:t>
+            </w:r>
+            <w:proofErr w:type="spellEnd"/>
+          </w:p>
+        </w:tc>
+      </w:tr>
+      <w:tr>
+        <w:tc>
+          <w:tcPr>
+            <w:tcW w:w="4247" w:type="dxa"/>
+          </w:tcPr>
+          <w:p>
+            <w:pPr>
+              <w:rPr>
+                <w:rFonts w:ascii="Arial" w:hAnsi="Arial" w:cs="Arial"/>
+                <w:color w:val="000000" w:themeColor="text1"/>
+                <w:sz w:val="28"/>
+                <w:szCs w:val="28"/>
+              </w:rPr>
+            </w:pPr>
+            <w:r>
+              <w:rPr>
+                <w:rFonts w:ascii="Arial" w:hAnsi="Arial" w:cs="Arial"/>
+                <w:color w:val="000000" w:themeColor="text1"/>
+                <w:sz w:val="28"/>
+                <w:szCs w:val="28"/>
+              </w:rPr>
+              <w:t>Decimal</w:t>
+            </w:r>
+          </w:p>
+        </w:tc>
+        <w:tc>
+          <w:tcPr>
+            <w:tcW w:w="4247" w:type="dxa"/>
+          </w:tcPr>
+          <w:p>
+            <w:pPr>
+              <w:rPr>
+                <w:rFonts w:ascii="Arial" w:hAnsi="Arial" w:cs="Arial"/>
+                <w:color w:val="000000" w:themeColor="text1"/>
+                <w:sz w:val="28"/>
+                <w:szCs w:val="28"/>
+              </w:rPr>
+            </w:pPr>
+            <w:proofErr w:type="spellStart"/>
+            <w:r>
+              <w:rPr>
+                <w:rFonts w:ascii="Arial" w:hAnsi="Arial" w:cs="Arial"/>
+                <w:color w:val="000000" w:themeColor="text1"/>
+                <w:sz w:val="28"/>
+                <w:szCs w:val="28"/>
+              </w:rPr>
+              <w:t>ToDecimal</w:t>
+            </w:r>
+            <w:proofErr w:type="spellEnd"/>
+          </w:p>
+        </w:tc>
+      </w:tr>
+    </w:tbl>
+    <w:p>
+      <w:pPr>
+        <w:rPr>
+          <w:rFonts w:ascii="Arial" w:hAnsi="Arial" w:cs="Arial"/>
+          <w:color w:val="000000" w:themeColor="text1"/>
+          <w:sz w:val="28"/>
+          <w:szCs w:val="28"/>
+        </w:rPr>
+      </w:pPr>
+    </w:p>
+    <w:p>
+      <w:pPr>
+        <w:rPr>
+          <w:rFonts w:ascii="Arial" w:hAnsi="Arial" w:cs="Arial"/>
+          <w:color w:val="000000" w:themeColor="text1"/>
+          <w:sz w:val="28"/>
+          <w:szCs w:val="28"/>
+        </w:rPr>
+      </w:pPr>
+      <w:r>
+        <w:rPr>
+          <w:rFonts w:ascii="Arial" w:hAnsi="Arial" w:cs="Arial"/>
+          <w:color w:val="000000" w:themeColor="text1"/>
+          <w:sz w:val="28"/>
+          <w:szCs w:val="28"/>
+        </w:rPr>
+        <w:t>Saída de dados</w:t>
+      </w:r>
+      <w:r>
+        <w:rPr>
+          <w:rFonts w:ascii="Arial" w:hAnsi="Arial" w:cs="Arial"/>
+          <w:color w:val="000000" w:themeColor="text1"/>
+          <w:sz w:val="28"/>
+          <w:szCs w:val="28"/>
+        </w:rPr>
+        <w:br/>
+        <w:t xml:space="preserve">Converte o valor especificado na representação de cadeia de caracteres equivalente. </w:t>
+      </w:r>
+      <w:proofErr w:type="spellStart"/>
+      <w:r>
+        <w:rPr>
+          <w:rFonts w:ascii="Arial" w:hAnsi="Arial" w:cs="Arial"/>
+          <w:color w:val="000000" w:themeColor="text1"/>
+          <w:sz w:val="28"/>
+          <w:szCs w:val="28"/>
+        </w:rPr>
+        <w:t>Usa-se</w:t>
+      </w:r>
+      <w:proofErr w:type="spellEnd"/>
+      <w:r>
+        <w:rPr>
+          <w:rFonts w:ascii="Arial" w:hAnsi="Arial" w:cs="Arial"/>
+          <w:color w:val="000000" w:themeColor="text1"/>
+          <w:sz w:val="28"/>
+          <w:szCs w:val="28"/>
+        </w:rPr>
+        <w:t xml:space="preserve"> o método </w:t>
+      </w:r>
+      <w:proofErr w:type="spellStart"/>
+      <w:r>
+        <w:rPr>
+          <w:rFonts w:ascii="Arial" w:hAnsi="Arial" w:cs="Arial"/>
+          <w:color w:val="000000" w:themeColor="text1"/>
+          <w:sz w:val="28"/>
+          <w:szCs w:val="28"/>
+        </w:rPr>
+        <w:t>Convert.ToString</w:t>
+      </w:r>
+      <w:proofErr w:type="spellEnd"/>
+    </w:p>
+    <w:p>
+      <w:pPr>
+        <w:rPr>
+          <w:rFonts w:ascii="Arial" w:hAnsi="Arial" w:cs="Arial"/>
+          <w:color w:val="000000" w:themeColor="text1"/>
+          <w:sz w:val="28"/>
+          <w:szCs w:val="28"/>
+        </w:rPr>
+      </w:pPr>
+    </w:p>
+    <w:p>
+      <w:pPr>
+        <w:rPr>
+          <w:rFonts w:ascii="Arial" w:hAnsi="Arial" w:cs="Arial"/>
+          <w:color w:val="000000" w:themeColor="text1"/>
+          <w:sz w:val="28"/>
+          <w:szCs w:val="28"/>
+        </w:rPr>
+      </w:pPr>
+      <w:r>
+        <w:rPr>
+          <w:rFonts w:ascii="Arial" w:hAnsi="Arial" w:cs="Arial"/>
+          <w:color w:val="000000" w:themeColor="text1"/>
+          <w:sz w:val="28"/>
+          <w:szCs w:val="28"/>
+        </w:rPr>
+        <w:t>Método</w:t>
+      </w:r>
+    </w:p>
+    <w:p>
+      <w:pPr>
+        <w:rPr>
+          <w:rFonts w:ascii="Arial" w:hAnsi="Arial" w:cs="Arial"/>
+          <w:color w:val="000000" w:themeColor="text1"/>
+          <w:sz w:val="28"/>
+          <w:szCs w:val="28"/>
+        </w:rPr>
+      </w:pPr>
+      <w:r>
+        <w:rPr>
+          <w:rFonts w:ascii="Arial" w:hAnsi="Arial" w:cs="Arial"/>
+          <w:color w:val="000000" w:themeColor="text1"/>
+          <w:sz w:val="28"/>
+          <w:szCs w:val="28"/>
+        </w:rPr>
+        <w:t>Um método é um bloco de código que contém uma série de instruções. Um programa faz com que as instruções sejam executadas chamando o método e especificando os argumentos de método necessários. No C#, todas as instruções executadas são realizadas no contexto de um método.</w:t>
+      </w:r>
+    </w:p>
+    <w:p>
+      <w:pPr>
+        <w:rPr>
+          <w:rFonts w:ascii="Arial" w:hAnsi="Arial" w:cs="Arial"/>
+          <w:color w:val="000000" w:themeColor="text1"/>
+          <w:sz w:val="28"/>
+          <w:szCs w:val="28"/>
+        </w:rPr>
+      </w:pPr>
+    </w:p>
+    <w:tbl>
+      <w:tblPr>
+        <w:tblStyle w:val="Tabelacomgrade"/>
+        <w:tblW w:w="0" w:type="auto"/>
+        <w:tblLook w:val="04A0" w:firstRow="1" w:lastRow="0" w:firstColumn="1" w:lastColumn="0" w:noHBand="0" w:noVBand="1"/>
+      </w:tblPr>
+      <w:tblGrid>
+        <w:gridCol w:w="1954"/>
+        <w:gridCol w:w="4036"/>
+        <w:gridCol w:w="2504"/>
+      </w:tblGrid>
+      <w:tr>
+        <w:tc>
+          <w:tcPr>
+            <w:tcW w:w="1980" w:type="dxa"/>
+          </w:tcPr>
+          <w:p>
+            <w:pPr>
+              <w:rPr>
+                <w:rFonts w:ascii="Arial" w:hAnsi="Arial" w:cs="Arial"/>
+                <w:color w:val="000000" w:themeColor="text1"/>
+                <w:sz w:val="28"/>
+                <w:szCs w:val="28"/>
+              </w:rPr>
+            </w:pPr>
+            <w:r>
+              <w:rPr>
+                <w:rFonts w:ascii="Arial" w:hAnsi="Arial" w:cs="Arial"/>
+                <w:color w:val="000000" w:themeColor="text1"/>
+                <w:sz w:val="28"/>
+                <w:szCs w:val="28"/>
+              </w:rPr>
+              <w:t>Método</w:t>
+            </w:r>
+          </w:p>
+        </w:tc>
+        <w:tc>
+          <w:tcPr>
+            <w:tcW w:w="4111" w:type="dxa"/>
+          </w:tcPr>
+          <w:p>
+            <w:pPr>
+              <w:rPr>
+                <w:rFonts w:ascii="Arial" w:hAnsi="Arial" w:cs="Arial"/>
+                <w:color w:val="000000" w:themeColor="text1"/>
+                <w:sz w:val="28"/>
+                <w:szCs w:val="28"/>
+              </w:rPr>
+            </w:pPr>
+            <w:r>
+              <w:rPr>
+                <w:rFonts w:ascii="Arial" w:hAnsi="Arial" w:cs="Arial"/>
+                <w:color w:val="000000" w:themeColor="text1"/>
+                <w:sz w:val="28"/>
+                <w:szCs w:val="28"/>
+              </w:rPr>
+              <w:t>O que ele faz</w:t>
+            </w:r>
+          </w:p>
+        </w:tc>
+        <w:tc>
+          <w:tcPr>
+            <w:tcW w:w="2403" w:type="dxa"/>
+          </w:tcPr>
+          <w:p>
+            <w:pPr>
+              <w:rPr>
+                <w:rFonts w:ascii="Arial" w:hAnsi="Arial" w:cs="Arial"/>
+                <w:color w:val="000000" w:themeColor="text1"/>
+                <w:sz w:val="28"/>
+                <w:szCs w:val="28"/>
+              </w:rPr>
+            </w:pPr>
+            <w:r>
+              <w:rPr>
+                <w:rFonts w:ascii="Arial" w:hAnsi="Arial" w:cs="Arial"/>
+                <w:color w:val="000000" w:themeColor="text1"/>
+                <w:sz w:val="28"/>
+                <w:szCs w:val="28"/>
+              </w:rPr>
+              <w:t>Exemplo:</w:t>
+            </w:r>
+          </w:p>
+        </w:tc>
+      </w:tr>
+      <w:tr>
+        <w:tc>
+          <w:tcPr>
+            <w:tcW w:w="1980" w:type="dxa"/>
+          </w:tcPr>
+          <w:p>
+            <w:pPr>
+              <w:rPr>
+                <w:rFonts w:ascii="Arial" w:hAnsi="Arial" w:cs="Arial"/>
+                <w:color w:val="000000" w:themeColor="text1"/>
+                <w:sz w:val="28"/>
+                <w:szCs w:val="28"/>
+              </w:rPr>
+            </w:pPr>
+            <w:proofErr w:type="spellStart"/>
+            <w:r>
+              <w:rPr>
+                <w:rFonts w:ascii="Arial" w:hAnsi="Arial" w:cs="Arial"/>
+                <w:color w:val="000000" w:themeColor="text1"/>
+                <w:sz w:val="28"/>
+                <w:szCs w:val="28"/>
+              </w:rPr>
+              <w:t>Clear</w:t>
+            </w:r>
+            <w:proofErr w:type="spellEnd"/>
+          </w:p>
+        </w:tc>
+        <w:tc>
+          <w:tcPr>
+            <w:tcW w:w="4111" w:type="dxa"/>
+          </w:tcPr>
+          <w:p>
+            <w:pPr>
+              <w:rPr>
+                <w:rFonts w:ascii="Arial" w:hAnsi="Arial" w:cs="Arial"/>
+                <w:color w:val="000000" w:themeColor="text1"/>
+                <w:sz w:val="28"/>
+                <w:szCs w:val="28"/>
+              </w:rPr>
+            </w:pPr>
+            <w:r>
+              <w:rPr>
+                <w:rFonts w:ascii="Arial" w:hAnsi="Arial" w:cs="Arial"/>
+                <w:color w:val="000000" w:themeColor="text1"/>
+                <w:sz w:val="28"/>
+                <w:szCs w:val="28"/>
+              </w:rPr>
+              <w:t xml:space="preserve">Utilizado para limpar o conteúdo de uma </w:t>
+            </w:r>
+            <w:proofErr w:type="spellStart"/>
+            <w:r>
+              <w:rPr>
+                <w:rFonts w:ascii="Arial" w:hAnsi="Arial" w:cs="Arial"/>
+                <w:color w:val="000000" w:themeColor="text1"/>
+                <w:sz w:val="28"/>
+                <w:szCs w:val="28"/>
+              </w:rPr>
+              <w:t>TextBox</w:t>
+            </w:r>
+            <w:proofErr w:type="spellEnd"/>
+            <w:r>
+              <w:rPr>
+                <w:rFonts w:ascii="Arial" w:hAnsi="Arial" w:cs="Arial"/>
+                <w:color w:val="000000" w:themeColor="text1"/>
+                <w:sz w:val="28"/>
+                <w:szCs w:val="28"/>
+              </w:rPr>
+              <w:t>.</w:t>
+            </w:r>
+          </w:p>
+        </w:tc>
+        <w:tc>
+          <w:tcPr>
+            <w:tcW w:w="2403" w:type="dxa"/>
+          </w:tcPr>
+          <w:p>
+            <w:pPr>
+              <w:rPr>
+                <w:rFonts w:ascii="Arial" w:hAnsi="Arial" w:cs="Arial"/>
+                <w:color w:val="000000" w:themeColor="text1"/>
+                <w:sz w:val="28"/>
+                <w:szCs w:val="28"/>
+              </w:rPr>
+            </w:pPr>
+            <w:r>
+              <w:rPr>
+                <w:rFonts w:ascii="Arial" w:hAnsi="Arial" w:cs="Arial"/>
+                <w:color w:val="000000" w:themeColor="text1"/>
+                <w:sz w:val="28"/>
+                <w:szCs w:val="28"/>
+              </w:rPr>
+              <w:t>TextBox1.Clear()</w:t>
+            </w:r>
+          </w:p>
+        </w:tc>
+      </w:tr>
+      <w:tr>
+        <w:tc>
+          <w:tcPr>
+            <w:tcW w:w="1980" w:type="dxa"/>
+          </w:tcPr>
+          <w:p>
+            <w:pPr>
+              <w:rPr>
+                <w:rFonts w:ascii="Arial" w:hAnsi="Arial" w:cs="Arial"/>
+                <w:color w:val="000000" w:themeColor="text1"/>
+                <w:sz w:val="28"/>
+                <w:szCs w:val="28"/>
+              </w:rPr>
+            </w:pPr>
+            <w:r>
+              <w:rPr>
+                <w:rFonts w:ascii="Arial" w:hAnsi="Arial" w:cs="Arial"/>
+                <w:color w:val="000000" w:themeColor="text1"/>
+                <w:sz w:val="28"/>
+                <w:szCs w:val="28"/>
+              </w:rPr>
+              <w:t>“”</w:t>
+            </w:r>
+          </w:p>
+        </w:tc>
+        <w:tc>
+          <w:tcPr>
+            <w:tcW w:w="4111" w:type="dxa"/>
+          </w:tcPr>
+          <w:p>
+            <w:pPr>
+              <w:rPr>
+                <w:rFonts w:ascii="Arial" w:hAnsi="Arial" w:cs="Arial"/>
+                <w:color w:val="000000" w:themeColor="text1"/>
+                <w:sz w:val="28"/>
+                <w:szCs w:val="28"/>
+              </w:rPr>
+            </w:pPr>
+            <w:r>
+              <w:rPr>
+                <w:rFonts w:ascii="Arial" w:hAnsi="Arial" w:cs="Arial"/>
+                <w:color w:val="000000" w:themeColor="text1"/>
+                <w:sz w:val="28"/>
+                <w:szCs w:val="28"/>
+              </w:rPr>
+              <w:t xml:space="preserve">Representa a cadeia de caracteres vazia é usada para limpar uma </w:t>
+            </w:r>
+            <w:proofErr w:type="spellStart"/>
+            <w:r>
+              <w:rPr>
+                <w:rFonts w:ascii="Arial" w:hAnsi="Arial" w:cs="Arial"/>
+                <w:color w:val="000000" w:themeColor="text1"/>
+                <w:sz w:val="28"/>
+                <w:szCs w:val="28"/>
+              </w:rPr>
+              <w:t>label</w:t>
+            </w:r>
+            <w:proofErr w:type="spellEnd"/>
+          </w:p>
+        </w:tc>
+        <w:tc>
+          <w:tcPr>
+            <w:tcW w:w="2403" w:type="dxa"/>
+          </w:tcPr>
+          <w:p>
+            <w:pPr>
+              <w:rPr>
+                <w:rFonts w:ascii="Arial" w:hAnsi="Arial" w:cs="Arial"/>
+                <w:color w:val="000000" w:themeColor="text1"/>
+                <w:sz w:val="28"/>
+                <w:szCs w:val="28"/>
+              </w:rPr>
+            </w:pPr>
+            <w:r>
+              <w:rPr>
+                <w:rFonts w:ascii="Arial" w:hAnsi="Arial" w:cs="Arial"/>
+                <w:color w:val="000000" w:themeColor="text1"/>
+                <w:sz w:val="28"/>
+                <w:szCs w:val="28"/>
+              </w:rPr>
+              <w:t>Label1.Text=””</w:t>
+            </w:r>
+            <w:r>
+              <w:rPr>
+                <w:rFonts w:ascii="Arial" w:hAnsi="Arial" w:cs="Arial"/>
+                <w:color w:val="000000" w:themeColor="text1"/>
+                <w:sz w:val="28"/>
+                <w:szCs w:val="28"/>
+              </w:rPr>
+              <w:t>;</w:t>
+            </w:r>
+          </w:p>
+        </w:tc>
+      </w:tr>
+      <w:tr>
+        <w:tc>
+          <w:tcPr>
+            <w:tcW w:w="1980" w:type="dxa"/>
+          </w:tcPr>
+          <w:p>
+            <w:pPr>
+              <w:rPr>
+                <w:rFonts w:ascii="Arial" w:hAnsi="Arial" w:cs="Arial"/>
+                <w:color w:val="000000" w:themeColor="text1"/>
+                <w:sz w:val="28"/>
+                <w:szCs w:val="28"/>
+              </w:rPr>
+            </w:pPr>
+            <w:r>
+              <w:rPr>
+                <w:rFonts w:ascii="Arial" w:hAnsi="Arial" w:cs="Arial"/>
+                <w:color w:val="000000" w:themeColor="text1"/>
+                <w:sz w:val="28"/>
+                <w:szCs w:val="28"/>
+              </w:rPr>
+              <w:t>Focus</w:t>
+            </w:r>
+          </w:p>
+        </w:tc>
+        <w:tc>
+          <w:tcPr>
+            <w:tcW w:w="4111" w:type="dxa"/>
+          </w:tcPr>
+          <w:p>
+            <w:pPr>
+              <w:rPr>
+                <w:rFonts w:ascii="Arial" w:hAnsi="Arial" w:cs="Arial"/>
+                <w:color w:val="000000" w:themeColor="text1"/>
+                <w:sz w:val="28"/>
+                <w:szCs w:val="28"/>
+              </w:rPr>
+            </w:pPr>
+            <w:r>
+              <w:rPr>
+                <w:rFonts w:ascii="Arial" w:hAnsi="Arial" w:cs="Arial"/>
+                <w:color w:val="000000" w:themeColor="text1"/>
+                <w:sz w:val="28"/>
+                <w:szCs w:val="28"/>
+              </w:rPr>
+              <w:t>Define o foco de entrada para o controle</w:t>
+            </w:r>
+          </w:p>
+        </w:tc>
+        <w:tc>
+          <w:tcPr>
+            <w:tcW w:w="2403" w:type="dxa"/>
+          </w:tcPr>
+          <w:p>
+            <w:pPr>
+              <w:rPr>
+                <w:rFonts w:ascii="Arial" w:hAnsi="Arial" w:cs="Arial"/>
+                <w:color w:val="000000" w:themeColor="text1"/>
+                <w:sz w:val="28"/>
+                <w:szCs w:val="28"/>
+              </w:rPr>
+            </w:pPr>
+            <w:r>
+              <w:rPr>
+                <w:rFonts w:ascii="Arial" w:hAnsi="Arial" w:cs="Arial"/>
+                <w:color w:val="000000" w:themeColor="text1"/>
+                <w:sz w:val="28"/>
+                <w:szCs w:val="28"/>
+              </w:rPr>
+              <w:t>TextBox1.Focus();</w:t>
+            </w:r>
+          </w:p>
+        </w:tc>
+      </w:tr>
+      <w:tr>
+        <w:tc>
+          <w:tcPr>
+            <w:tcW w:w="1980" w:type="dxa"/>
+          </w:tcPr>
+          <w:p>
+            <w:pPr>
+              <w:rPr>
+                <w:rFonts w:ascii="Arial" w:hAnsi="Arial" w:cs="Arial"/>
+                <w:color w:val="000000" w:themeColor="text1"/>
+                <w:sz w:val="28"/>
+                <w:szCs w:val="28"/>
+              </w:rPr>
+            </w:pPr>
+            <w:r>
+              <w:rPr>
+                <w:rFonts w:ascii="Arial" w:hAnsi="Arial" w:cs="Arial"/>
+                <w:color w:val="000000" w:themeColor="text1"/>
+                <w:sz w:val="28"/>
+                <w:szCs w:val="28"/>
+              </w:rPr>
+              <w:t>Close</w:t>
+            </w:r>
+          </w:p>
+        </w:tc>
+        <w:tc>
+          <w:tcPr>
+            <w:tcW w:w="4111" w:type="dxa"/>
+          </w:tcPr>
+          <w:p>
+            <w:pPr>
+              <w:rPr>
+                <w:rFonts w:ascii="Arial" w:hAnsi="Arial" w:cs="Arial"/>
+                <w:color w:val="000000" w:themeColor="text1"/>
+                <w:sz w:val="28"/>
+                <w:szCs w:val="28"/>
+              </w:rPr>
+            </w:pPr>
+            <w:r>
+              <w:rPr>
+                <w:rFonts w:ascii="Arial" w:hAnsi="Arial" w:cs="Arial"/>
+                <w:color w:val="000000" w:themeColor="text1"/>
+                <w:sz w:val="28"/>
+                <w:szCs w:val="28"/>
+              </w:rPr>
+              <w:t>Fecha o formulário</w:t>
+            </w:r>
+          </w:p>
+        </w:tc>
+        <w:tc>
+          <w:tcPr>
+            <w:tcW w:w="2403" w:type="dxa"/>
+          </w:tcPr>
+          <w:p>
+            <w:pPr>
+              <w:rPr>
+                <w:rFonts w:ascii="Arial" w:hAnsi="Arial" w:cs="Arial"/>
+                <w:color w:val="000000" w:themeColor="text1"/>
+                <w:sz w:val="28"/>
+                <w:szCs w:val="28"/>
+              </w:rPr>
+            </w:pPr>
+            <w:proofErr w:type="gramStart"/>
+            <w:r>
+              <w:rPr>
+                <w:rFonts w:ascii="Arial" w:hAnsi="Arial" w:cs="Arial"/>
+                <w:color w:val="000000" w:themeColor="text1"/>
+                <w:sz w:val="28"/>
+                <w:szCs w:val="28"/>
+              </w:rPr>
+              <w:t>Close(</w:t>
+            </w:r>
+            <w:proofErr w:type="gramEnd"/>
+            <w:r>
+              <w:rPr>
+                <w:rFonts w:ascii="Arial" w:hAnsi="Arial" w:cs="Arial"/>
+                <w:color w:val="000000" w:themeColor="text1"/>
+                <w:sz w:val="28"/>
+                <w:szCs w:val="28"/>
+              </w:rPr>
+              <w:t>);</w:t>
+            </w:r>
+          </w:p>
+        </w:tc>
+      </w:tr>
+      <w:tr>
+        <w:tc>
+          <w:tcPr>
+            <w:tcW w:w="1980" w:type="dxa"/>
+          </w:tcPr>
+          <w:p>
+            <w:pPr>
+              <w:rPr>
+                <w:rFonts w:ascii="Arial" w:hAnsi="Arial" w:cs="Arial"/>
+                <w:color w:val="000000" w:themeColor="text1"/>
+                <w:sz w:val="28"/>
+                <w:szCs w:val="28"/>
+              </w:rPr>
+            </w:pPr>
+            <w:proofErr w:type="spellStart"/>
+            <w:r>
+              <w:rPr>
+                <w:rFonts w:ascii="Arial" w:hAnsi="Arial" w:cs="Arial"/>
+                <w:color w:val="000000" w:themeColor="text1"/>
+                <w:sz w:val="28"/>
+                <w:szCs w:val="28"/>
+              </w:rPr>
+              <w:t>Exit</w:t>
+            </w:r>
+            <w:proofErr w:type="spellEnd"/>
+          </w:p>
+        </w:tc>
+        <w:tc>
+          <w:tcPr>
+            <w:tcW w:w="4111" w:type="dxa"/>
+          </w:tcPr>
+          <w:p>
+            <w:pPr>
+              <w:rPr>
+                <w:rFonts w:ascii="Arial" w:hAnsi="Arial" w:cs="Arial"/>
+                <w:color w:val="000000" w:themeColor="text1"/>
+                <w:sz w:val="28"/>
+                <w:szCs w:val="28"/>
+              </w:rPr>
+            </w:pPr>
+            <w:r>
+              <w:rPr>
+                <w:rFonts w:ascii="Arial" w:hAnsi="Arial" w:cs="Arial"/>
+                <w:color w:val="000000" w:themeColor="text1"/>
+                <w:sz w:val="28"/>
+                <w:szCs w:val="28"/>
+              </w:rPr>
+              <w:t xml:space="preserve">Fecha uma aplicação (vários </w:t>
+            </w:r>
+            <w:proofErr w:type="spellStart"/>
+            <w:r>
+              <w:rPr>
+                <w:rFonts w:ascii="Arial" w:hAnsi="Arial" w:cs="Arial"/>
+                <w:color w:val="000000" w:themeColor="text1"/>
+                <w:sz w:val="28"/>
+                <w:szCs w:val="28"/>
+              </w:rPr>
+              <w:t>forms</w:t>
+            </w:r>
+            <w:proofErr w:type="spellEnd"/>
+            <w:r>
+              <w:rPr>
+                <w:rFonts w:ascii="Arial" w:hAnsi="Arial" w:cs="Arial"/>
+                <w:color w:val="000000" w:themeColor="text1"/>
+                <w:sz w:val="28"/>
+                <w:szCs w:val="28"/>
+              </w:rPr>
+              <w:t>)</w:t>
+            </w:r>
+          </w:p>
+        </w:tc>
+        <w:tc>
+          <w:tcPr>
+            <w:tcW w:w="2403" w:type="dxa"/>
+          </w:tcPr>
+          <w:p>
+            <w:pPr>
+              <w:rPr>
+                <w:rFonts w:ascii="Arial" w:hAnsi="Arial" w:cs="Arial"/>
+                <w:color w:val="000000" w:themeColor="text1"/>
+                <w:sz w:val="28"/>
+                <w:szCs w:val="28"/>
+              </w:rPr>
+            </w:pPr>
+            <w:proofErr w:type="spellStart"/>
+            <w:r>
+              <w:rPr>
+                <w:rFonts w:ascii="Arial" w:hAnsi="Arial" w:cs="Arial"/>
+                <w:color w:val="000000" w:themeColor="text1"/>
+                <w:sz w:val="28"/>
+                <w:szCs w:val="28"/>
+              </w:rPr>
+              <w:t>Application.Exit</w:t>
+            </w:r>
+            <w:proofErr w:type="spellEnd"/>
+            <w:r>
+              <w:rPr>
+                <w:rFonts w:ascii="Arial" w:hAnsi="Arial" w:cs="Arial"/>
+                <w:color w:val="000000" w:themeColor="text1"/>
+                <w:sz w:val="28"/>
+                <w:szCs w:val="28"/>
+              </w:rPr>
+              <w:t>();</w:t>
+            </w:r>
+          </w:p>
+        </w:tc>
+      </w:tr>
+    </w:tbl>
+    <w:p>
+      <w:pPr>
+        <w:rPr>
+          <w:rFonts w:ascii="Arial" w:hAnsi="Arial" w:cs="Arial"/>
+          <w:color w:val="000000" w:themeColor="text1"/>
+          <w:sz w:val="28"/>
+          <w:szCs w:val="28"/>
+        </w:rPr>
+      </w:pPr>
     </w:p>
     <w:sectPr>
       <w:pgSz w:w="11906" w:h="16838"/>
